--- a/OntologyMachine/提示词工程.docx
+++ b/OntologyMachine/提示词工程.docx
@@ -3,16 +3,305 @@
 <w:document xmlns:wpc="http://schemas.microsoft.com/office/word/2010/wordprocessingCanvas" xmlns:cx="http://schemas.microsoft.com/office/drawing/2014/chartex" xmlns:cx1="http://schemas.microsoft.com/office/drawing/2015/9/8/chartex" xmlns:cx2="http://schemas.microsoft.com/office/drawing/2015/10/21/chartex" xmlns:cx3="http://schemas.microsoft.com/office/drawing/2016/5/9/chartex" xmlns:cx4="http://schemas.microsoft.com/office/drawing/2016/5/10/chartex" xmlns:cx5="http://schemas.microsoft.com/office/drawing/2016/5/11/chartex" xmlns:cx6="http://schemas.microsoft.com/office/drawing/2016/5/12/chartex" xmlns:cx7="http://schemas.microsoft.com/office/drawing/2016/5/13/chartex" xmlns:cx8="http://schemas.microsoft.com/office/drawing/2016/5/14/chartex" xmlns:mc="http://schemas.openxmlformats.org/markup-compatibility/2006" xmlns:o="urn:schemas-microsoft-com:office:office" xmlns:r="http://schemas.openxmlformats.org/officeDocument/2006/relationships" xmlns:m="http://schemas.openxmlformats.org/officeDocument/2006/math" xmlns:v="urn:schemas-microsoft-com:vml" xmlns:wp14="http://schemas.microsoft.com/office/word/2010/wordprocessingDrawing" xmlns:wp="http://schemas.openxmlformats.org/drawingml/2006/wordprocessingDrawing" xmlns:w="http://schemas.openxmlformats.org/wordprocessingml/2006/main" xmlns:w14="http://schemas.microsoft.com/office/word/2010/wordml" xmlns:w10="urn:schemas-microsoft-com:office:word" xmlns:w15="http://schemas.microsoft.com/office/word/2012/wordml" xmlns:wpg="http://schemas.microsoft.com/office/word/2010/wordprocessingGroup" xmlns:wpi="http://schemas.microsoft.com/office/word/2010/wordprocessingInk" xmlns:wne="http://schemas.microsoft.com/office/word/2006/wordml" xmlns:wps="http://schemas.microsoft.com/office/word/2010/wordprocessingShape" xmlns:wpsCustomData="http://www.wps.cn/officeDocument/2013/wpsCustomData" mc:Ignorable="w14 w15 wp14">
   <w:body>
     <w:p>
-      <w:r>
+      <w:pPr>
         <w:rPr>
           <w:rFonts w:ascii="宋体" w:hAnsi="宋体" w:eastAsia="宋体" w:cs="宋体"/>
           <w:sz w:val="24"/>
           <w:szCs w:val="24"/>
         </w:rPr>
+      </w:pPr>
+      <w:r>
+        <w:rPr>
+          <w:rFonts w:ascii="宋体" w:hAnsi="宋体" w:eastAsia="宋体" w:cs="宋体"/>
+          <w:sz w:val="24"/>
+          <w:szCs w:val="24"/>
+        </w:rPr>
         <w:t>参考现在的TMSD和TCM模块，创建一个本体应用框架Example模块(OntologyFrameworkExample)，其业务流程就是Pizza模块中的myPizzaBakingProcess.bpmn，该框架的基本流程是前端页面输入信息（输入有三个选择:ItalianStyleWhiteSeafoodPizza, MargheritaPizza和VegetarianPizza），输入信息后驱动后端的Camunda的BPMN流程myPizzaBakingProcess.bpmn，该流程的节点调用后端的Jobworker。本体就按照当前Pizza模块中的本体（只使用需要的，不需要myPizzaTypeDesignProcess.bpmn及相关的文件不要拷贝到这个通用）,烘焙中需要像pizza应用一样配置Camunda，MySQL，SWRL、ontop、RabitMQ等，要像原Pizza一样Tbox和Abox分离，测试代码只做PizzaBpmnRealEngineTest，但是要求能触发SWRL的规则，并实现RabitMQ的消息外发（类似OntologyFrameworkPizzaTests中的testSwrlRuleTriggerListenerCallback和testSwrlRuleTriggerEndToEndDelivery），要求这个框架的结构合理，清晰，后面新的应用按照这个框架可以很快实现新的业务逻辑</w:t>
       </w:r>
+    </w:p>
+    <w:p>
+      <w:pPr>
+        <w:rPr>
+          <w:rFonts w:ascii="宋体" w:hAnsi="宋体" w:eastAsia="宋体" w:cs="宋体"/>
+          <w:sz w:val="24"/>
+          <w:szCs w:val="24"/>
+        </w:rPr>
+      </w:pPr>
+    </w:p>
+    <w:p>
+      <w:pPr>
+        <w:pStyle w:val="2"/>
+        <w:keepNext w:val="0"/>
+        <w:keepLines w:val="0"/>
+        <w:widowControl/>
+        <w:suppressLineNumbers w:val="0"/>
+      </w:pPr>
+      <w:r>
+        <w:t>现在创建一个新的工程，是一个SKILL工程，帮助构建本体应用的，本体应用的构建流程如下，注意以下生成的文件都参考OntologyFrameworkExample，并且要满足该模块design目录下的铁律，完全按照业务来，不允许编造，要有依据：</w:t>
+      </w:r>
+    </w:p>
+    <w:p>
+      <w:pPr>
+        <w:pStyle w:val="2"/>
+        <w:keepNext w:val="0"/>
+        <w:keepLines w:val="0"/>
+        <w:widowControl/>
+        <w:suppressLineNumbers w:val="0"/>
+      </w:pPr>
+      <w:r>
+        <w:t>1. 输入一个业务场景，明确业务场景与目标范围</w:t>
+      </w:r>
+    </w:p>
+    <w:p>
+      <w:pPr>
+        <w:pStyle w:val="2"/>
+        <w:keepNext w:val="0"/>
+        <w:keepLines w:val="0"/>
+        <w:widowControl/>
+        <w:suppressLineNumbers w:val="0"/>
+      </w:pPr>
+      <w:r>
+        <w:t>2. 对场景和流程进行详细描述，构建流程设计文件，让业务人员修改和定稿流程设计文件；</w:t>
+      </w:r>
+    </w:p>
+    <w:p>
+      <w:pPr>
+        <w:pStyle w:val="2"/>
+        <w:keepNext w:val="0"/>
+        <w:keepLines w:val="0"/>
+        <w:widowControl/>
+        <w:suppressLineNumbers w:val="0"/>
+      </w:pPr>
+      <w:r>
+        <w:t>3. 根据业务场景和目标以及流程设计，设计本体，由业务人员确认本体设计是否正确，不仅仅包括本体顶层设计，还包括核心类、属性与关系</w:t>
+      </w:r>
+    </w:p>
+    <w:p>
+      <w:pPr>
+        <w:pStyle w:val="2"/>
+        <w:keepNext w:val="0"/>
+        <w:keepLines w:val="0"/>
+        <w:widowControl/>
+        <w:suppressLineNumbers w:val="0"/>
+      </w:pPr>
+      <w:r>
+        <w:t>4. 按照业务流程设计文件生成BPMN文件（包括UI）</w:t>
+      </w:r>
+    </w:p>
+    <w:p>
+      <w:pPr>
+        <w:pStyle w:val="2"/>
+        <w:keepNext w:val="0"/>
+        <w:keepLines w:val="0"/>
+        <w:widowControl/>
+        <w:suppressLineNumbers w:val="0"/>
+      </w:pPr>
+      <w:r>
+        <w:t>5. 根据本体设计文件生成本体文件(TBox)</w:t>
+      </w:r>
+    </w:p>
+    <w:p>
+      <w:pPr>
+        <w:pStyle w:val="2"/>
+        <w:keepNext w:val="0"/>
+        <w:keepLines w:val="0"/>
+        <w:widowControl/>
+        <w:suppressLineNumbers w:val="0"/>
+      </w:pPr>
+      <w:r>
+        <w:t>6. 参照OntologyFrameworkExample生成应用架构设计文件，对BPMN的每个节点都找业务人员确认具体的流程和算法，以Jobworker的方式实现相关逻辑；</w:t>
+      </w:r>
+    </w:p>
+    <w:p>
+      <w:pPr>
+        <w:pStyle w:val="2"/>
+        <w:keepNext w:val="0"/>
+        <w:keepLines w:val="0"/>
+        <w:widowControl/>
+        <w:suppressLineNumbers w:val="0"/>
+      </w:pPr>
+      <w:r>
+        <w:t>7. 参照OntologyFrameworkExample构建测试文档，确认后，输出测试用例，需要驱动BPMN完成测试，并且尽量生成全场景测试，尤其是边界场景；</w:t>
+      </w:r>
+    </w:p>
+    <w:p>
+      <w:pPr>
+        <w:pStyle w:val="2"/>
+        <w:keepNext w:val="0"/>
+        <w:keepLines w:val="0"/>
+        <w:widowControl/>
+        <w:suppressLineNumbers w:val="0"/>
+      </w:pPr>
+      <w:r>
+        <w:t>8. 如果Abox不参与推理，且量比较大（如超过200个），看看是否实行Tbox和Abox分离，这个时候需要把Abox放到数据库中存放，要重搭建数据库环境；</w:t>
+      </w:r>
+    </w:p>
+    <w:p>
+      <w:pPr>
+        <w:pStyle w:val="2"/>
+        <w:keepNext w:val="0"/>
+        <w:keepLines w:val="0"/>
+        <w:widowControl/>
+        <w:suppressLineNumbers w:val="0"/>
+      </w:pPr>
+      <w:r>
+        <w:t>9. 如果Tbox本身比较大，也考虑拆分Tbox为几个小的本体文件，按照业务进行划分做到高内聚，低耦合</w:t>
+      </w:r>
+    </w:p>
+    <w:p>
+      <w:pPr>
+        <w:pStyle w:val="2"/>
+        <w:keepNext w:val="0"/>
+        <w:keepLines w:val="0"/>
+        <w:widowControl/>
+        <w:suppressLineNumbers w:val="0"/>
+      </w:pPr>
+      <w:r>
+        <w:t>10. 所有的测试通过后，扩充数据到全集，确保完全通过</w:t>
+      </w:r>
+    </w:p>
+    <w:p>
+      <w:pPr>
+        <w:pStyle w:val="2"/>
+        <w:keepNext w:val="0"/>
+        <w:keepLines w:val="0"/>
+        <w:widowControl/>
+        <w:suppressLineNumbers w:val="0"/>
+      </w:pPr>
+      <w:r>
+        <w:t>11. 根据现有的本体构建SKOS的词汇表</w:t>
+      </w:r>
+    </w:p>
+    <w:p>
+      <w:pPr>
+        <w:pStyle w:val="2"/>
+        <w:keepNext w:val="0"/>
+        <w:keepLines w:val="0"/>
+        <w:widowControl/>
+        <w:suppressLineNumbers w:val="0"/>
+      </w:pPr>
+      <w:r>
+        <w:t>12. 完成词汇表测试及全流程测试</w:t>
+      </w:r>
+    </w:p>
+    <w:p>
+      <w:pPr>
+        <w:pStyle w:val="2"/>
+        <w:keepNext w:val="0"/>
+        <w:keepLines w:val="0"/>
+        <w:widowControl/>
+        <w:suppressLineNumbers w:val="0"/>
+      </w:pPr>
+    </w:p>
+    <w:p>
+      <w:pPr>
+        <w:pStyle w:val="2"/>
+        <w:keepNext w:val="0"/>
+        <w:keepLines w:val="0"/>
+        <w:widowControl/>
+        <w:suppressLineNumbers w:val="0"/>
+        <w:rPr>
+          <w:rFonts w:hint="eastAsia"/>
+        </w:rPr>
+      </w:pPr>
+      <w:r>
+        <w:rPr>
+          <w:rFonts w:hint="eastAsia"/>
+        </w:rPr>
+        <w:t>第三步拆成两步，一步是完成本体顶层设计，另外一步是完成设计核心类、属性与关系</w:t>
+      </w:r>
+    </w:p>
+    <w:p>
+      <w:pPr>
+        <w:pStyle w:val="2"/>
+        <w:keepNext w:val="0"/>
+        <w:keepLines w:val="0"/>
+        <w:widowControl/>
+        <w:suppressLineNumbers w:val="0"/>
+        <w:rPr>
+          <w:rFonts w:hint="eastAsia"/>
+        </w:rPr>
+      </w:pPr>
+      <w:r>
+        <w:rPr>
+          <w:rFonts w:hint="eastAsia"/>
+        </w:rPr>
+        <w:t>第5步应该是根据本体设计完成单文件本体设计（包含典型Abox数据）</w:t>
+      </w:r>
+    </w:p>
+    <w:p>
+      <w:pPr>
+        <w:pStyle w:val="2"/>
+        <w:keepNext w:val="0"/>
+        <w:keepLines w:val="0"/>
+        <w:widowControl/>
+        <w:suppressLineNumbers w:val="0"/>
+        <w:rPr>
+          <w:rFonts w:hint="eastAsia"/>
+        </w:rPr>
+      </w:pPr>
+      <w:r>
+        <w:rPr>
+          <w:rFonts w:hint="eastAsia"/>
+        </w:rPr>
+        <w:t>第8步TBox和ABox分离，Abox不导入数据库，只是分成两个owl文件</w:t>
+      </w:r>
+    </w:p>
+    <w:p>
+      <w:pPr>
+        <w:pStyle w:val="2"/>
+        <w:keepNext w:val="0"/>
+        <w:keepLines w:val="0"/>
+        <w:widowControl/>
+        <w:suppressLineNumbers w:val="0"/>
+        <w:rPr>
+          <w:rFonts w:hint="eastAsia"/>
+        </w:rPr>
+      </w:pPr>
+      <w:r>
+        <w:rPr>
+          <w:rFonts w:hint="eastAsia"/>
+        </w:rPr>
+        <w:t>第10步分为两步，第一步是把典型的Abox数据导入数据库（这个要完成数据库的环境搭建和OBDA、数据库属性文件等的生成），第二步是把Abox扩展到整个场景需要的完整数据</w:t>
+      </w:r>
+    </w:p>
+    <w:p>
+      <w:pPr>
+        <w:pStyle w:val="2"/>
+        <w:keepNext w:val="0"/>
+        <w:keepLines w:val="0"/>
+        <w:widowControl/>
+        <w:suppressLineNumbers w:val="0"/>
+        <w:rPr>
+          <w:rFonts w:hint="eastAsia"/>
+        </w:rPr>
+      </w:pPr>
+      <w:r>
+        <w:rPr>
+          <w:rFonts w:hint="eastAsia"/>
+        </w:rPr>
+        <w:t>这样整个流程由12步变为14步</w:t>
+      </w:r>
+    </w:p>
+    <w:p>
+      <w:pPr>
+        <w:pStyle w:val="2"/>
+        <w:keepNext w:val="0"/>
+        <w:keepLines w:val="0"/>
+        <w:widowControl/>
+        <w:suppressLineNumbers w:val="0"/>
+      </w:pPr>
       <w:bookmarkStart w:id="0" w:name="_GoBack"/>
       <w:bookmarkEnd w:id="0"/>
+    </w:p>
+    <w:p>
+      <w:pPr>
+        <w:rPr>
+          <w:rFonts w:ascii="宋体" w:hAnsi="宋体" w:eastAsia="宋体" w:cs="宋体"/>
+          <w:sz w:val="24"/>
+          <w:szCs w:val="24"/>
+        </w:rPr>
+      </w:pPr>
     </w:p>
     <w:sectPr>
       <w:pgSz w:w="11906" w:h="16838"/>
@@ -300,12 +589,12 @@
       <w:lang w:val="en-US" w:eastAsia="zh-CN" w:bidi="ar-SA"/>
     </w:rPr>
   </w:style>
-  <w:style w:type="character" w:default="1" w:styleId="3">
+  <w:style w:type="character" w:default="1" w:styleId="4">
     <w:name w:val="Default Paragraph Font"/>
     <w:semiHidden/>
     <w:uiPriority w:val="0"/>
   </w:style>
-  <w:style w:type="table" w:default="1" w:styleId="2">
+  <w:style w:type="table" w:default="1" w:styleId="3">
     <w:name w:val="Normal Table"/>
     <w:semiHidden/>
     <w:uiPriority w:val="0"/>
@@ -317,6 +606,21 @@
         <w:right w:w="108" w:type="dxa"/>
       </w:tblCellMar>
     </w:tblPr>
+  </w:style>
+  <w:style w:type="paragraph" w:styleId="2">
+    <w:name w:val="Normal (Web)"/>
+    <w:basedOn w:val="1"/>
+    <w:uiPriority w:val="0"/>
+    <w:pPr>
+      <w:spacing w:before="0" w:beforeAutospacing="1" w:after="0" w:afterAutospacing="1"/>
+      <w:ind w:left="0" w:right="0"/>
+      <w:jc w:val="left"/>
+    </w:pPr>
+    <w:rPr>
+      <w:kern w:val="0"/>
+      <w:sz w:val="24"/>
+      <w:lang w:val="en-US" w:eastAsia="zh-CN" w:bidi="ar"/>
+    </w:rPr>
   </w:style>
 </w:styles>
 </file>
